--- a/Week_01/CV/Marko_Haiduk_Fullstack_Developer_1.1.docx
+++ b/Week_01/CV/Marko_Haiduk_Fullstack_Developer_1.1.docx
@@ -189,7 +189,7 @@
         </w:rPr>
         <w:t xml:space="preserve"> </w:t>
       </w:r>
-      <w:hyperlink r:id="rId7" w:history="1">
+      <w:hyperlink r:id="rId8" w:history="1">
         <w:r>
           <w:rPr>
             <w:rStyle w:val="ae"/>
@@ -226,7 +226,7 @@
         </w:rPr>
         <w:t xml:space="preserve"> </w:t>
       </w:r>
-      <w:hyperlink r:id="rId8" w:history="1">
+      <w:hyperlink r:id="rId9" w:history="1">
         <w:proofErr w:type="spellStart"/>
         <w:r>
           <w:rPr>
@@ -265,7 +265,7 @@
         </w:rPr>
         <w:t xml:space="preserve"> </w:t>
       </w:r>
-      <w:hyperlink r:id="rId9" w:history="1">
+      <w:hyperlink r:id="rId10" w:history="1">
         <w:proofErr w:type="spellStart"/>
         <w:r>
           <w:rPr>
@@ -1302,6 +1302,7 @@
           <w:rFonts w:cstheme="minorHAnsi"/>
           <w:sz w:val="20"/>
           <w:szCs w:val="20"/>
+          <w:lang w:val="en-US"/>
         </w:rPr>
       </w:pPr>
       <w:proofErr w:type="spellStart"/>
@@ -1426,25 +1427,7 @@
           <w:sz w:val="20"/>
           <w:szCs w:val="20"/>
         </w:rPr>
-        <w:t xml:space="preserve"> • </w:t>
-      </w:r>
-      <w:proofErr w:type="spellStart"/>
-      <w:r>
-        <w:rPr>
-          <w:rFonts w:cstheme="minorHAnsi"/>
-          <w:sz w:val="20"/>
-          <w:szCs w:val="20"/>
-        </w:rPr>
-        <w:t>Git</w:t>
-      </w:r>
-      <w:proofErr w:type="spellEnd"/>
-      <w:r>
-        <w:rPr>
-          <w:rFonts w:cstheme="minorHAnsi"/>
-          <w:sz w:val="20"/>
-          <w:szCs w:val="20"/>
-        </w:rPr>
-        <w:t xml:space="preserve"> • </w:t>
+        <w:t xml:space="preserve">  • </w:t>
       </w:r>
       <w:proofErr w:type="spellStart"/>
       <w:r>
@@ -1456,6 +1439,137 @@
         <w:t>GitHub</w:t>
       </w:r>
       <w:proofErr w:type="spellEnd"/>
+      <w:r>
+        <w:rPr>
+          <w:rFonts w:cstheme="minorHAnsi"/>
+          <w:sz w:val="20"/>
+          <w:szCs w:val="20"/>
+          <w:lang w:val="en-US"/>
+        </w:rPr>
+        <w:t xml:space="preserve"> </w:t>
+      </w:r>
+      <w:r>
+        <w:rPr>
+          <w:rFonts w:cstheme="minorHAnsi"/>
+          <w:sz w:val="20"/>
+          <w:szCs w:val="20"/>
+        </w:rPr>
+        <w:t>•</w:t>
+      </w:r>
+      <w:r>
+        <w:rPr>
+          <w:rFonts w:cstheme="minorHAnsi"/>
+          <w:sz w:val="20"/>
+          <w:szCs w:val="20"/>
+          <w:lang w:val="en-US"/>
+        </w:rPr>
+        <w:t xml:space="preserve"> Backend </w:t>
+      </w:r>
+      <w:r>
+        <w:rPr>
+          <w:rFonts w:cstheme="minorHAnsi"/>
+          <w:sz w:val="20"/>
+          <w:szCs w:val="20"/>
+        </w:rPr>
+        <w:t>•</w:t>
+      </w:r>
+      <w:r>
+        <w:rPr>
+          <w:rFonts w:cstheme="minorHAnsi"/>
+          <w:sz w:val="20"/>
+          <w:szCs w:val="20"/>
+          <w:lang w:val="en-US"/>
+        </w:rPr>
+        <w:t xml:space="preserve"> React </w:t>
+      </w:r>
+      <w:r>
+        <w:rPr>
+          <w:rFonts w:cstheme="minorHAnsi"/>
+          <w:sz w:val="20"/>
+          <w:szCs w:val="20"/>
+        </w:rPr>
+        <w:t>•</w:t>
+      </w:r>
+      <w:r>
+        <w:rPr>
+          <w:rFonts w:cstheme="minorHAnsi"/>
+          <w:sz w:val="20"/>
+          <w:szCs w:val="20"/>
+          <w:lang w:val="en-US"/>
+        </w:rPr>
+        <w:t xml:space="preserve"> Redux </w:t>
+      </w:r>
+      <w:r>
+        <w:rPr>
+          <w:rFonts w:cstheme="minorHAnsi"/>
+          <w:sz w:val="20"/>
+          <w:szCs w:val="20"/>
+        </w:rPr>
+        <w:t>•</w:t>
+      </w:r>
+      <w:r>
+        <w:rPr>
+          <w:rFonts w:cstheme="minorHAnsi"/>
+          <w:sz w:val="20"/>
+          <w:szCs w:val="20"/>
+          <w:lang w:val="en-US"/>
+        </w:rPr>
+        <w:t xml:space="preserve"> Typescript </w:t>
+      </w:r>
+      <w:r>
+        <w:rPr>
+          <w:rFonts w:cstheme="minorHAnsi"/>
+          <w:sz w:val="20"/>
+          <w:szCs w:val="20"/>
+        </w:rPr>
+        <w:t>•</w:t>
+      </w:r>
+      <w:r>
+        <w:rPr>
+          <w:rFonts w:cstheme="minorHAnsi"/>
+          <w:sz w:val="20"/>
+          <w:szCs w:val="20"/>
+          <w:lang w:val="en-US"/>
+        </w:rPr>
+        <w:t xml:space="preserve"> </w:t>
+      </w:r>
+      <w:proofErr w:type="spellStart"/>
+      <w:r>
+        <w:rPr>
+          <w:rFonts w:cstheme="minorHAnsi"/>
+          <w:sz w:val="20"/>
+          <w:szCs w:val="20"/>
+          <w:lang w:val="en-US"/>
+        </w:rPr>
+        <w:t>Authentification</w:t>
+      </w:r>
+      <w:proofErr w:type="spellEnd"/>
+      <w:r>
+        <w:rPr>
+          <w:rFonts w:cstheme="minorHAnsi"/>
+          <w:sz w:val="20"/>
+          <w:szCs w:val="20"/>
+          <w:lang w:val="en-US"/>
+        </w:rPr>
+        <w:t xml:space="preserve"> (token and encrypting) </w:t>
+      </w:r>
+      <w:r>
+        <w:rPr>
+          <w:rFonts w:cstheme="minorHAnsi"/>
+          <w:sz w:val="20"/>
+          <w:szCs w:val="20"/>
+        </w:rPr>
+        <w:t>•</w:t>
+      </w:r>
+      <w:r>
+        <w:rPr>
+          <w:rFonts w:cstheme="minorHAnsi"/>
+          <w:sz w:val="20"/>
+          <w:szCs w:val="20"/>
+          <w:lang w:val="en-US"/>
+        </w:rPr>
+        <w:t xml:space="preserve"> Deployment</w:t>
+      </w:r>
     </w:p>
     <w:p>
       <w:pPr>
@@ -1520,673 +1634,9 @@
         <w:spacing w:after="0" w:line="180" w:lineRule="auto"/>
         <w:rPr>
           <w:rFonts w:cstheme="minorHAnsi"/>
-          <w:b/>
-          <w:bCs/>
           <w:sz w:val="20"/>
           <w:szCs w:val="20"/>
           <w:lang w:val="en-US"/>
-        </w:rPr>
-      </w:pPr>
-    </w:p>
-    <w:p>
-      <w:pPr>
-        <w:spacing w:after="0" w:line="180" w:lineRule="auto"/>
-        <w:rPr>
-          <w:rFonts w:cstheme="minorHAnsi"/>
-          <w:b/>
-          <w:bCs/>
-          <w:sz w:val="20"/>
-          <w:szCs w:val="20"/>
-        </w:rPr>
-      </w:pPr>
-      <w:proofErr w:type="spellStart"/>
-      <w:r>
-        <w:rPr>
-          <w:rFonts w:cstheme="minorHAnsi"/>
-          <w:b/>
-          <w:bCs/>
-          <w:sz w:val="20"/>
-          <w:szCs w:val="20"/>
-        </w:rPr>
-        <w:t>Weather</w:t>
-      </w:r>
-      <w:proofErr w:type="spellEnd"/>
-      <w:r>
-        <w:rPr>
-          <w:rFonts w:cstheme="minorHAnsi"/>
-          <w:b/>
-          <w:bCs/>
-          <w:sz w:val="20"/>
-          <w:szCs w:val="20"/>
-        </w:rPr>
-        <w:t xml:space="preserve"> API </w:t>
-      </w:r>
-      <w:proofErr w:type="spellStart"/>
-      <w:r>
-        <w:rPr>
-          <w:rFonts w:cstheme="minorHAnsi"/>
-          <w:b/>
-          <w:bCs/>
-          <w:sz w:val="20"/>
-          <w:szCs w:val="20"/>
-        </w:rPr>
-        <w:t>Application</w:t>
-      </w:r>
-      <w:proofErr w:type="spellEnd"/>
-      <w:r>
-        <w:rPr>
-          <w:rFonts w:cstheme="minorHAnsi"/>
-          <w:b/>
-          <w:bCs/>
-          <w:sz w:val="20"/>
-          <w:szCs w:val="20"/>
-        </w:rPr>
-        <w:t xml:space="preserve"> (</w:t>
-      </w:r>
-      <w:proofErr w:type="spellStart"/>
-      <w:r>
-        <w:rPr>
-          <w:rFonts w:cstheme="minorHAnsi"/>
-          <w:b/>
-          <w:bCs/>
-          <w:sz w:val="20"/>
-          <w:szCs w:val="20"/>
-        </w:rPr>
-        <w:t>Python</w:t>
-      </w:r>
-      <w:proofErr w:type="spellEnd"/>
-      <w:r>
-        <w:rPr>
-          <w:rFonts w:cstheme="minorHAnsi"/>
-          <w:b/>
-          <w:bCs/>
-          <w:sz w:val="20"/>
-          <w:szCs w:val="20"/>
-        </w:rPr>
-        <w:t>)</w:t>
-      </w:r>
-    </w:p>
-    <w:p>
-      <w:pPr>
-        <w:spacing w:after="0" w:line="180" w:lineRule="auto"/>
-        <w:rPr>
-          <w:rFonts w:cstheme="minorHAnsi"/>
-          <w:sz w:val="20"/>
-          <w:szCs w:val="20"/>
-        </w:rPr>
-      </w:pPr>
-      <w:proofErr w:type="spellStart"/>
-      <w:r>
-        <w:rPr>
-          <w:rFonts w:cstheme="minorHAnsi"/>
-          <w:sz w:val="20"/>
-          <w:szCs w:val="20"/>
-        </w:rPr>
-        <w:t>Hackathon</w:t>
-      </w:r>
-      <w:proofErr w:type="spellEnd"/>
-      <w:r>
-        <w:rPr>
-          <w:rFonts w:cstheme="minorHAnsi"/>
-          <w:sz w:val="20"/>
-          <w:szCs w:val="20"/>
-        </w:rPr>
-        <w:t xml:space="preserve"> </w:t>
-      </w:r>
-      <w:proofErr w:type="spellStart"/>
-      <w:r>
-        <w:rPr>
-          <w:rFonts w:cstheme="minorHAnsi"/>
-          <w:sz w:val="20"/>
-          <w:szCs w:val="20"/>
-        </w:rPr>
-        <w:t>project</w:t>
-      </w:r>
-      <w:proofErr w:type="spellEnd"/>
-      <w:r>
-        <w:rPr>
-          <w:rFonts w:cstheme="minorHAnsi"/>
-          <w:sz w:val="20"/>
-          <w:szCs w:val="20"/>
-        </w:rPr>
-        <w:t xml:space="preserve"> </w:t>
-      </w:r>
-      <w:proofErr w:type="spellStart"/>
-      <w:r>
-        <w:rPr>
-          <w:rFonts w:cstheme="minorHAnsi"/>
-          <w:sz w:val="20"/>
-          <w:szCs w:val="20"/>
-        </w:rPr>
-        <w:t>that</w:t>
-      </w:r>
-      <w:proofErr w:type="spellEnd"/>
-      <w:r>
-        <w:rPr>
-          <w:rFonts w:cstheme="minorHAnsi"/>
-          <w:sz w:val="20"/>
-          <w:szCs w:val="20"/>
-        </w:rPr>
-        <w:t xml:space="preserve"> </w:t>
-      </w:r>
-      <w:proofErr w:type="spellStart"/>
-      <w:r>
-        <w:rPr>
-          <w:rFonts w:cstheme="minorHAnsi"/>
-          <w:sz w:val="20"/>
-          <w:szCs w:val="20"/>
-        </w:rPr>
-        <w:t>retrieves</w:t>
-      </w:r>
-      <w:proofErr w:type="spellEnd"/>
-      <w:r>
-        <w:rPr>
-          <w:rFonts w:cstheme="minorHAnsi"/>
-          <w:sz w:val="20"/>
-          <w:szCs w:val="20"/>
-        </w:rPr>
-        <w:t xml:space="preserve"> </w:t>
-      </w:r>
-      <w:proofErr w:type="spellStart"/>
-      <w:r>
-        <w:rPr>
-          <w:rFonts w:cstheme="minorHAnsi"/>
-          <w:sz w:val="20"/>
-          <w:szCs w:val="20"/>
-        </w:rPr>
-        <w:t>and</w:t>
-      </w:r>
-      <w:proofErr w:type="spellEnd"/>
-      <w:r>
-        <w:rPr>
-          <w:rFonts w:cstheme="minorHAnsi"/>
-          <w:sz w:val="20"/>
-          <w:szCs w:val="20"/>
-        </w:rPr>
-        <w:t xml:space="preserve"> </w:t>
-      </w:r>
-      <w:proofErr w:type="spellStart"/>
-      <w:r>
-        <w:rPr>
-          <w:rFonts w:cstheme="minorHAnsi"/>
-          <w:sz w:val="20"/>
-          <w:szCs w:val="20"/>
-        </w:rPr>
-        <w:t>displays</w:t>
-      </w:r>
-      <w:proofErr w:type="spellEnd"/>
-      <w:r>
-        <w:rPr>
-          <w:rFonts w:cstheme="minorHAnsi"/>
-          <w:sz w:val="20"/>
-          <w:szCs w:val="20"/>
-        </w:rPr>
-        <w:t xml:space="preserve"> </w:t>
-      </w:r>
-      <w:proofErr w:type="spellStart"/>
-      <w:r>
-        <w:rPr>
-          <w:rFonts w:cstheme="minorHAnsi"/>
-          <w:sz w:val="20"/>
-          <w:szCs w:val="20"/>
-        </w:rPr>
-        <w:t>real-time</w:t>
-      </w:r>
-      <w:proofErr w:type="spellEnd"/>
-      <w:r>
-        <w:rPr>
-          <w:rFonts w:cstheme="minorHAnsi"/>
-          <w:sz w:val="20"/>
-          <w:szCs w:val="20"/>
-        </w:rPr>
-        <w:t xml:space="preserve"> </w:t>
-      </w:r>
-      <w:proofErr w:type="spellStart"/>
-      <w:r>
-        <w:rPr>
-          <w:rFonts w:cstheme="minorHAnsi"/>
-          <w:sz w:val="20"/>
-          <w:szCs w:val="20"/>
-        </w:rPr>
-        <w:t>weather</w:t>
-      </w:r>
-      <w:proofErr w:type="spellEnd"/>
-      <w:r>
-        <w:rPr>
-          <w:rFonts w:cstheme="minorHAnsi"/>
-          <w:sz w:val="20"/>
-          <w:szCs w:val="20"/>
-        </w:rPr>
-        <w:t xml:space="preserve"> </w:t>
-      </w:r>
-      <w:proofErr w:type="spellStart"/>
-      <w:r>
-        <w:rPr>
-          <w:rFonts w:cstheme="minorHAnsi"/>
-          <w:sz w:val="20"/>
-          <w:szCs w:val="20"/>
-        </w:rPr>
-        <w:t>data</w:t>
-      </w:r>
-      <w:proofErr w:type="spellEnd"/>
-      <w:r>
-        <w:rPr>
-          <w:rFonts w:cstheme="minorHAnsi"/>
-          <w:sz w:val="20"/>
-          <w:szCs w:val="20"/>
-        </w:rPr>
-        <w:t xml:space="preserve"> </w:t>
-      </w:r>
-      <w:proofErr w:type="spellStart"/>
-      <w:r>
-        <w:rPr>
-          <w:rFonts w:cstheme="minorHAnsi"/>
-          <w:sz w:val="20"/>
-          <w:szCs w:val="20"/>
-        </w:rPr>
-        <w:t>using</w:t>
-      </w:r>
-      <w:proofErr w:type="spellEnd"/>
-      <w:r>
-        <w:rPr>
-          <w:rFonts w:cstheme="minorHAnsi"/>
-          <w:sz w:val="20"/>
-          <w:szCs w:val="20"/>
-        </w:rPr>
-        <w:t xml:space="preserve"> </w:t>
-      </w:r>
-      <w:proofErr w:type="spellStart"/>
-      <w:r>
-        <w:rPr>
-          <w:rFonts w:cstheme="minorHAnsi"/>
-          <w:sz w:val="20"/>
-          <w:szCs w:val="20"/>
-        </w:rPr>
-        <w:t>the</w:t>
-      </w:r>
-      <w:proofErr w:type="spellEnd"/>
-      <w:r>
-        <w:rPr>
-          <w:rFonts w:cstheme="minorHAnsi"/>
-          <w:sz w:val="20"/>
-          <w:szCs w:val="20"/>
-        </w:rPr>
-        <w:t xml:space="preserve"> </w:t>
-      </w:r>
-      <w:proofErr w:type="spellStart"/>
-      <w:r>
-        <w:rPr>
-          <w:rFonts w:cstheme="minorHAnsi"/>
-          <w:b/>
-          <w:bCs/>
-          <w:sz w:val="20"/>
-          <w:szCs w:val="20"/>
-        </w:rPr>
-        <w:t>OpenWeatherMap</w:t>
-      </w:r>
-      <w:proofErr w:type="spellEnd"/>
-      <w:r>
-        <w:rPr>
-          <w:rFonts w:cstheme="minorHAnsi"/>
-          <w:b/>
-          <w:bCs/>
-          <w:sz w:val="20"/>
-          <w:szCs w:val="20"/>
-        </w:rPr>
-        <w:t xml:space="preserve"> API</w:t>
-      </w:r>
-      <w:r>
-        <w:rPr>
-          <w:rFonts w:cstheme="minorHAnsi"/>
-          <w:sz w:val="20"/>
-          <w:szCs w:val="20"/>
-        </w:rPr>
-        <w:t>.</w:t>
-      </w:r>
-    </w:p>
-    <w:p>
-      <w:pPr>
-        <w:numPr>
-          <w:ilvl w:val="0"/>
-          <w:numId w:val="1"/>
-        </w:numPr>
-        <w:spacing w:after="0" w:line="180" w:lineRule="auto"/>
-        <w:rPr>
-          <w:rFonts w:cstheme="minorHAnsi"/>
-          <w:sz w:val="20"/>
-          <w:szCs w:val="20"/>
-        </w:rPr>
-      </w:pPr>
-      <w:proofErr w:type="spellStart"/>
-      <w:r>
-        <w:rPr>
-          <w:rFonts w:cstheme="minorHAnsi"/>
-          <w:sz w:val="20"/>
-          <w:szCs w:val="20"/>
-        </w:rPr>
-        <w:t>Built</w:t>
-      </w:r>
-      <w:proofErr w:type="spellEnd"/>
-      <w:r>
-        <w:rPr>
-          <w:rFonts w:cstheme="minorHAnsi"/>
-          <w:sz w:val="20"/>
-          <w:szCs w:val="20"/>
-        </w:rPr>
-        <w:t xml:space="preserve"> </w:t>
-      </w:r>
-      <w:proofErr w:type="spellStart"/>
-      <w:r>
-        <w:rPr>
-          <w:rFonts w:cstheme="minorHAnsi"/>
-          <w:sz w:val="20"/>
-          <w:szCs w:val="20"/>
-        </w:rPr>
-        <w:t>Python</w:t>
-      </w:r>
-      <w:proofErr w:type="spellEnd"/>
-      <w:r>
-        <w:rPr>
-          <w:rFonts w:cstheme="minorHAnsi"/>
-          <w:sz w:val="20"/>
-          <w:szCs w:val="20"/>
-        </w:rPr>
-        <w:t xml:space="preserve"> </w:t>
-      </w:r>
-      <w:proofErr w:type="spellStart"/>
-      <w:r>
-        <w:rPr>
-          <w:rFonts w:cstheme="minorHAnsi"/>
-          <w:sz w:val="20"/>
-          <w:szCs w:val="20"/>
-        </w:rPr>
-        <w:t>weather</w:t>
-      </w:r>
-      <w:proofErr w:type="spellEnd"/>
-      <w:r>
-        <w:rPr>
-          <w:rFonts w:cstheme="minorHAnsi"/>
-          <w:sz w:val="20"/>
-          <w:szCs w:val="20"/>
-        </w:rPr>
-        <w:t xml:space="preserve"> </w:t>
-      </w:r>
-      <w:proofErr w:type="spellStart"/>
-      <w:r>
-        <w:rPr>
-          <w:rFonts w:cstheme="minorHAnsi"/>
-          <w:sz w:val="20"/>
-          <w:szCs w:val="20"/>
-        </w:rPr>
-        <w:t>application</w:t>
-      </w:r>
-      <w:proofErr w:type="spellEnd"/>
-      <w:r>
-        <w:rPr>
-          <w:rFonts w:cstheme="minorHAnsi"/>
-          <w:sz w:val="20"/>
-          <w:szCs w:val="20"/>
-        </w:rPr>
-        <w:t xml:space="preserve"> </w:t>
-      </w:r>
-      <w:proofErr w:type="spellStart"/>
-      <w:r>
-        <w:rPr>
-          <w:rFonts w:cstheme="minorHAnsi"/>
-          <w:sz w:val="20"/>
-          <w:szCs w:val="20"/>
-        </w:rPr>
-        <w:t>using</w:t>
-      </w:r>
-      <w:proofErr w:type="spellEnd"/>
-      <w:r>
-        <w:rPr>
-          <w:rFonts w:cstheme="minorHAnsi"/>
-          <w:sz w:val="20"/>
-          <w:szCs w:val="20"/>
-        </w:rPr>
-        <w:t xml:space="preserve"> </w:t>
-      </w:r>
-      <w:proofErr w:type="spellStart"/>
-      <w:r>
-        <w:rPr>
-          <w:rFonts w:cstheme="minorHAnsi"/>
-          <w:sz w:val="20"/>
-          <w:szCs w:val="20"/>
-        </w:rPr>
-        <w:t>OpenWeatherMap</w:t>
-      </w:r>
-      <w:proofErr w:type="spellEnd"/>
-      <w:r>
-        <w:rPr>
-          <w:rFonts w:cstheme="minorHAnsi"/>
-          <w:sz w:val="20"/>
-          <w:szCs w:val="20"/>
-        </w:rPr>
-        <w:t xml:space="preserve"> API</w:t>
-      </w:r>
-    </w:p>
-    <w:p>
-      <w:pPr>
-        <w:numPr>
-          <w:ilvl w:val="0"/>
-          <w:numId w:val="1"/>
-        </w:numPr>
-        <w:spacing w:after="0" w:line="180" w:lineRule="auto"/>
-        <w:rPr>
-          <w:rFonts w:cstheme="minorHAnsi"/>
-          <w:sz w:val="20"/>
-          <w:szCs w:val="20"/>
-        </w:rPr>
-      </w:pPr>
-      <w:proofErr w:type="spellStart"/>
-      <w:r>
-        <w:rPr>
-          <w:rFonts w:cstheme="minorHAnsi"/>
-          <w:sz w:val="20"/>
-          <w:szCs w:val="20"/>
-        </w:rPr>
-        <w:t>Implemented</w:t>
-      </w:r>
-      <w:proofErr w:type="spellEnd"/>
-      <w:r>
-        <w:rPr>
-          <w:rFonts w:cstheme="minorHAnsi"/>
-          <w:sz w:val="20"/>
-          <w:szCs w:val="20"/>
-        </w:rPr>
-        <w:t xml:space="preserve"> REST </w:t>
-      </w:r>
-      <w:proofErr w:type="spellStart"/>
-      <w:r>
-        <w:rPr>
-          <w:rFonts w:cstheme="minorHAnsi"/>
-          <w:sz w:val="20"/>
-          <w:szCs w:val="20"/>
-        </w:rPr>
-        <w:t>requests</w:t>
-      </w:r>
-      <w:proofErr w:type="spellEnd"/>
-      <w:r>
-        <w:rPr>
-          <w:rFonts w:cstheme="minorHAnsi"/>
-          <w:sz w:val="20"/>
-          <w:szCs w:val="20"/>
-        </w:rPr>
-        <w:t xml:space="preserve"> </w:t>
-      </w:r>
-      <w:proofErr w:type="spellStart"/>
-      <w:r>
-        <w:rPr>
-          <w:rFonts w:cstheme="minorHAnsi"/>
-          <w:sz w:val="20"/>
-          <w:szCs w:val="20"/>
-        </w:rPr>
-        <w:t>and</w:t>
-      </w:r>
-      <w:proofErr w:type="spellEnd"/>
-      <w:r>
-        <w:rPr>
-          <w:rFonts w:cstheme="minorHAnsi"/>
-          <w:sz w:val="20"/>
-          <w:szCs w:val="20"/>
-        </w:rPr>
-        <w:t xml:space="preserve"> JSON </w:t>
-      </w:r>
-      <w:proofErr w:type="spellStart"/>
-      <w:r>
-        <w:rPr>
-          <w:rFonts w:cstheme="minorHAnsi"/>
-          <w:sz w:val="20"/>
-          <w:szCs w:val="20"/>
-        </w:rPr>
-        <w:t>data</w:t>
-      </w:r>
-      <w:proofErr w:type="spellEnd"/>
-      <w:r>
-        <w:rPr>
-          <w:rFonts w:cstheme="minorHAnsi"/>
-          <w:sz w:val="20"/>
-          <w:szCs w:val="20"/>
-        </w:rPr>
-        <w:t xml:space="preserve"> </w:t>
-      </w:r>
-      <w:proofErr w:type="spellStart"/>
-      <w:r>
-        <w:rPr>
-          <w:rFonts w:cstheme="minorHAnsi"/>
-          <w:sz w:val="20"/>
-          <w:szCs w:val="20"/>
-        </w:rPr>
-        <w:t>parsing</w:t>
-      </w:r>
-      <w:proofErr w:type="spellEnd"/>
-      <w:r>
-        <w:rPr>
-          <w:rFonts w:cstheme="minorHAnsi"/>
-          <w:sz w:val="20"/>
-          <w:szCs w:val="20"/>
-        </w:rPr>
-        <w:t xml:space="preserve"> </w:t>
-      </w:r>
-      <w:proofErr w:type="spellStart"/>
-      <w:r>
-        <w:rPr>
-          <w:rFonts w:cstheme="minorHAnsi"/>
-          <w:sz w:val="20"/>
-          <w:szCs w:val="20"/>
-        </w:rPr>
-        <w:t>to</w:t>
-      </w:r>
-      <w:proofErr w:type="spellEnd"/>
-      <w:r>
-        <w:rPr>
-          <w:rFonts w:cstheme="minorHAnsi"/>
-          <w:sz w:val="20"/>
-          <w:szCs w:val="20"/>
-        </w:rPr>
-        <w:t xml:space="preserve"> </w:t>
-      </w:r>
-      <w:proofErr w:type="spellStart"/>
-      <w:r>
-        <w:rPr>
-          <w:rFonts w:cstheme="minorHAnsi"/>
-          <w:sz w:val="20"/>
-          <w:szCs w:val="20"/>
-        </w:rPr>
-        <w:t>fetch</w:t>
-      </w:r>
-      <w:proofErr w:type="spellEnd"/>
-      <w:r>
-        <w:rPr>
-          <w:rFonts w:cstheme="minorHAnsi"/>
-          <w:sz w:val="20"/>
-          <w:szCs w:val="20"/>
-        </w:rPr>
-        <w:t xml:space="preserve"> </w:t>
-      </w:r>
-      <w:proofErr w:type="spellStart"/>
-      <w:r>
-        <w:rPr>
-          <w:rFonts w:cstheme="minorHAnsi"/>
-          <w:sz w:val="20"/>
-          <w:szCs w:val="20"/>
-        </w:rPr>
-        <w:t>real-time</w:t>
-      </w:r>
-      <w:proofErr w:type="spellEnd"/>
-      <w:r>
-        <w:rPr>
-          <w:rFonts w:cstheme="minorHAnsi"/>
-          <w:sz w:val="20"/>
-          <w:szCs w:val="20"/>
-        </w:rPr>
-        <w:t xml:space="preserve"> </w:t>
-      </w:r>
-      <w:proofErr w:type="spellStart"/>
-      <w:r>
-        <w:rPr>
-          <w:rFonts w:cstheme="minorHAnsi"/>
-          <w:sz w:val="20"/>
-          <w:szCs w:val="20"/>
-        </w:rPr>
-        <w:t>weather</w:t>
-      </w:r>
-      <w:proofErr w:type="spellEnd"/>
-      <w:r>
-        <w:rPr>
-          <w:rFonts w:cstheme="minorHAnsi"/>
-          <w:sz w:val="20"/>
-          <w:szCs w:val="20"/>
-        </w:rPr>
-        <w:t xml:space="preserve"> </w:t>
-      </w:r>
-      <w:proofErr w:type="spellStart"/>
-      <w:r>
-        <w:rPr>
-          <w:rFonts w:cstheme="minorHAnsi"/>
-          <w:sz w:val="20"/>
-          <w:szCs w:val="20"/>
-        </w:rPr>
-        <w:t>information</w:t>
-      </w:r>
-      <w:proofErr w:type="spellEnd"/>
-    </w:p>
-    <w:p>
-      <w:pPr>
-        <w:numPr>
-          <w:ilvl w:val="0"/>
-          <w:numId w:val="1"/>
-        </w:numPr>
-        <w:spacing w:after="0" w:line="180" w:lineRule="auto"/>
-        <w:rPr>
-          <w:rFonts w:cstheme="minorHAnsi"/>
-          <w:sz w:val="20"/>
-          <w:szCs w:val="20"/>
-        </w:rPr>
-      </w:pPr>
-      <w:hyperlink r:id="rId10" w:history="1">
-        <w:proofErr w:type="spellStart"/>
-        <w:r>
-          <w:rPr>
-            <w:rStyle w:val="ae"/>
-            <w:rFonts w:cstheme="minorHAnsi"/>
-            <w:sz w:val="20"/>
-            <w:szCs w:val="20"/>
-          </w:rPr>
-          <w:t>GitHub</w:t>
-        </w:r>
-        <w:proofErr w:type="spellEnd"/>
-      </w:hyperlink>
-    </w:p>
-    <w:p>
-      <w:pPr>
-        <w:spacing w:after="0" w:line="180" w:lineRule="auto"/>
-        <w:ind w:left="360"/>
-        <w:rPr>
-          <w:rFonts w:cstheme="minorHAnsi"/>
-          <w:sz w:val="20"/>
-          <w:szCs w:val="20"/>
         </w:rPr>
       </w:pPr>
     </w:p>
@@ -4112,8 +3562,275 @@
             <w:sz w:val="20"/>
             <w:szCs w:val="20"/>
           </w:rPr>
-          <w:t>Git</w:t>
+          <w:t>GitHub</w:t>
         </w:r>
+        <w:proofErr w:type="spellEnd"/>
+      </w:hyperlink>
+    </w:p>
+    <w:p>
+      <w:pPr>
+        <w:spacing w:after="0" w:line="180" w:lineRule="auto"/>
+        <w:ind w:left="720"/>
+        <w:rPr>
+          <w:rFonts w:cstheme="minorHAnsi"/>
+          <w:sz w:val="20"/>
+          <w:szCs w:val="20"/>
+          <w:lang w:val="en-US"/>
+        </w:rPr>
+      </w:pPr>
+    </w:p>
+    <w:p>
+      <w:pPr>
+        <w:spacing w:after="0" w:line="180" w:lineRule="auto"/>
+        <w:rPr>
+          <w:rFonts w:cstheme="minorHAnsi"/>
+          <w:b/>
+          <w:bCs/>
+          <w:sz w:val="20"/>
+          <w:szCs w:val="20"/>
+          <w:lang w:val="en-US"/>
+        </w:rPr>
+      </w:pPr>
+      <w:r>
+        <w:rPr>
+          <w:rFonts w:cstheme="minorHAnsi"/>
+          <w:b/>
+          <w:bCs/>
+          <w:sz w:val="20"/>
+          <w:szCs w:val="20"/>
+          <w:lang w:val="en-US"/>
+        </w:rPr>
+        <w:t>Stories App</w:t>
+      </w:r>
+    </w:p>
+    <w:p>
+      <w:pPr>
+        <w:spacing w:after="0" w:line="180" w:lineRule="auto"/>
+        <w:rPr>
+          <w:rFonts w:cstheme="minorHAnsi"/>
+          <w:sz w:val="20"/>
+          <w:szCs w:val="20"/>
+          <w:lang w:val="en-US"/>
+        </w:rPr>
+      </w:pPr>
+      <w:r>
+        <w:rPr>
+          <w:rFonts w:cstheme="minorHAnsi"/>
+          <w:sz w:val="20"/>
+          <w:szCs w:val="20"/>
+          <w:lang w:val="en-US"/>
+        </w:rPr>
+        <w:t>A mini social media-shaped ap</w:t>
+      </w:r>
+      <w:r>
+        <w:rPr>
+          <w:rFonts w:cstheme="minorHAnsi"/>
+          <w:sz w:val="20"/>
+          <w:szCs w:val="20"/>
+          <w:lang w:val="en-US"/>
+        </w:rPr>
+        <w:t>p. It gives possibility to create a personal account, add other users to friends, create stories (as a post in user`s account feed) personally or collaborating with other users, edit the stories with a new version saving or discard edited version or delete a story completely.</w:t>
+      </w:r>
+    </w:p>
+    <w:p>
+      <w:pPr>
+        <w:spacing w:after="0" w:line="180" w:lineRule="auto"/>
+        <w:rPr>
+          <w:rFonts w:cstheme="minorHAnsi"/>
+          <w:sz w:val="20"/>
+          <w:szCs w:val="20"/>
+          <w:lang w:val="en-US"/>
+        </w:rPr>
+      </w:pPr>
+      <w:r>
+        <w:rPr>
+          <w:rFonts w:cstheme="minorHAnsi"/>
+          <w:sz w:val="20"/>
+          <w:szCs w:val="20"/>
+          <w:lang w:val="en-US"/>
+        </w:rPr>
+        <w:t xml:space="preserve">        </w:t>
+      </w:r>
+      <w:r>
+        <w:rPr>
+          <w:rFonts w:cstheme="minorHAnsi"/>
+          <w:sz w:val="20"/>
+          <w:szCs w:val="20"/>
+        </w:rPr>
+        <w:t>•</w:t>
+      </w:r>
+      <w:r>
+        <w:rPr>
+          <w:rFonts w:cstheme="minorHAnsi"/>
+          <w:sz w:val="20"/>
+          <w:szCs w:val="20"/>
+          <w:lang w:val="en-US"/>
+        </w:rPr>
+        <w:t xml:space="preserve">      </w:t>
+      </w:r>
+      <w:r>
+        <w:rPr>
+          <w:rFonts w:cstheme="minorHAnsi"/>
+          <w:sz w:val="20"/>
+          <w:szCs w:val="20"/>
+          <w:lang w:val="en-US"/>
+        </w:rPr>
+        <w:t xml:space="preserve">Created backend server logics with models, controllers and routes for </w:t>
+      </w:r>
+      <w:proofErr w:type="spellStart"/>
+      <w:r>
+        <w:rPr>
+          <w:rFonts w:cstheme="minorHAnsi"/>
+          <w:sz w:val="20"/>
+          <w:szCs w:val="20"/>
+          <w:lang w:val="en-US"/>
+        </w:rPr>
+        <w:t>authentification</w:t>
+      </w:r>
+      <w:proofErr w:type="spellEnd"/>
+      <w:r>
+        <w:rPr>
+          <w:rFonts w:cstheme="minorHAnsi"/>
+          <w:sz w:val="20"/>
+          <w:szCs w:val="20"/>
+          <w:lang w:val="en-US"/>
+        </w:rPr>
+        <w:t xml:space="preserve"> and the rest of the app`s operations</w:t>
+      </w:r>
+    </w:p>
+    <w:p>
+      <w:pPr>
+        <w:pStyle w:val="a9"/>
+        <w:numPr>
+          <w:ilvl w:val="0"/>
+          <w:numId w:val="9"/>
+        </w:numPr>
+        <w:spacing w:after="0" w:line="180" w:lineRule="auto"/>
+        <w:rPr>
+          <w:rFonts w:cstheme="minorHAnsi"/>
+          <w:sz w:val="20"/>
+          <w:szCs w:val="20"/>
+          <w:lang w:val="en-US"/>
+        </w:rPr>
+      </w:pPr>
+      <w:r>
+        <w:rPr>
+          <w:rFonts w:cstheme="minorHAnsi"/>
+          <w:sz w:val="20"/>
+          <w:szCs w:val="20"/>
+          <w:lang w:val="en-US"/>
+        </w:rPr>
+        <w:t xml:space="preserve">Implemented </w:t>
+      </w:r>
+      <w:proofErr w:type="spellStart"/>
+      <w:r>
+        <w:rPr>
+          <w:rFonts w:cstheme="minorHAnsi"/>
+          <w:sz w:val="20"/>
+          <w:szCs w:val="20"/>
+          <w:lang w:val="en-US"/>
+        </w:rPr>
+        <w:t>standart</w:t>
+      </w:r>
+      <w:proofErr w:type="spellEnd"/>
+      <w:r>
+        <w:rPr>
+          <w:rFonts w:cstheme="minorHAnsi"/>
+          <w:sz w:val="20"/>
+          <w:szCs w:val="20"/>
+          <w:lang w:val="en-US"/>
+        </w:rPr>
+        <w:t xml:space="preserve"> user authorization with a token</w:t>
+      </w:r>
+    </w:p>
+    <w:p>
+      <w:pPr>
+        <w:pStyle w:val="a9"/>
+        <w:numPr>
+          <w:ilvl w:val="0"/>
+          <w:numId w:val="9"/>
+        </w:numPr>
+        <w:spacing w:after="0" w:line="180" w:lineRule="auto"/>
+        <w:rPr>
+          <w:rFonts w:cstheme="minorHAnsi"/>
+          <w:sz w:val="20"/>
+          <w:szCs w:val="20"/>
+          <w:lang w:val="en-US"/>
+        </w:rPr>
+      </w:pPr>
+      <w:r>
+        <w:rPr>
+          <w:rFonts w:cstheme="minorHAnsi"/>
+          <w:sz w:val="20"/>
+          <w:szCs w:val="20"/>
+          <w:lang w:val="en-US"/>
+        </w:rPr>
+        <w:t xml:space="preserve">Created frontend side on </w:t>
+      </w:r>
+      <w:proofErr w:type="spellStart"/>
+      <w:r>
+        <w:rPr>
+          <w:rFonts w:cstheme="minorHAnsi"/>
+          <w:sz w:val="20"/>
+          <w:szCs w:val="20"/>
+          <w:lang w:val="en-US"/>
+        </w:rPr>
+        <w:t>React+Redux+Typescript</w:t>
+      </w:r>
+      <w:proofErr w:type="spellEnd"/>
+      <w:r>
+        <w:rPr>
+          <w:rFonts w:cstheme="minorHAnsi"/>
+          <w:sz w:val="20"/>
+          <w:szCs w:val="20"/>
+          <w:lang w:val="en-US"/>
+        </w:rPr>
+        <w:t xml:space="preserve"> platforms</w:t>
+      </w:r>
+    </w:p>
+    <w:p>
+      <w:pPr>
+        <w:pStyle w:val="a9"/>
+        <w:numPr>
+          <w:ilvl w:val="0"/>
+          <w:numId w:val="9"/>
+        </w:numPr>
+        <w:spacing w:after="0" w:line="180" w:lineRule="auto"/>
+        <w:rPr>
+          <w:rFonts w:cstheme="minorHAnsi"/>
+          <w:sz w:val="20"/>
+          <w:szCs w:val="20"/>
+          <w:lang w:val="en-US"/>
+        </w:rPr>
+      </w:pPr>
+      <w:hyperlink r:id="rId14" w:history="1">
+        <w:r>
+          <w:rPr>
+            <w:rStyle w:val="ae"/>
+            <w:rFonts w:cstheme="minorHAnsi"/>
+            <w:sz w:val="20"/>
+            <w:szCs w:val="20"/>
+            <w:lang w:val="en-US"/>
+          </w:rPr>
+          <w:t>The App`s link</w:t>
+        </w:r>
+      </w:hyperlink>
+    </w:p>
+    <w:p>
+      <w:pPr>
+        <w:numPr>
+          <w:ilvl w:val="0"/>
+          <w:numId w:val="1"/>
+        </w:numPr>
+        <w:spacing w:after="0" w:line="180" w:lineRule="auto"/>
+        <w:rPr>
+          <w:rFonts w:cstheme="minorHAnsi"/>
+          <w:sz w:val="20"/>
+          <w:szCs w:val="20"/>
+        </w:rPr>
+      </w:pPr>
+      <w:hyperlink r:id="rId15" w:history="1">
+        <w:proofErr w:type="spellStart"/>
         <w:r>
           <w:rPr>
             <w:rStyle w:val="ae"/>
@@ -4121,19 +3838,20 @@
             <w:sz w:val="20"/>
             <w:szCs w:val="20"/>
           </w:rPr>
-          <w:t>H</w:t>
-        </w:r>
-        <w:r>
-          <w:rPr>
-            <w:rStyle w:val="ae"/>
-            <w:rFonts w:cstheme="minorHAnsi"/>
-            <w:sz w:val="20"/>
-            <w:szCs w:val="20"/>
-          </w:rPr>
-          <w:t>ub</w:t>
+          <w:t>GitHub</w:t>
         </w:r>
         <w:proofErr w:type="spellEnd"/>
       </w:hyperlink>
+    </w:p>
+    <w:p>
+      <w:pPr>
+        <w:spacing w:after="0" w:line="180" w:lineRule="auto"/>
+        <w:rPr>
+          <w:rFonts w:cstheme="minorHAnsi"/>
+          <w:sz w:val="20"/>
+          <w:szCs w:val="20"/>
+        </w:rPr>
+      </w:pPr>
     </w:p>
     <w:p>
       <w:pPr>
@@ -6725,6 +6443,7 @@
           <w:sz w:val="32"/>
           <w:szCs w:val="32"/>
         </w:rPr>
+        <w:lastRenderedPageBreak/>
         <w:t>Languages</w:t>
       </w:r>
       <w:proofErr w:type="spellEnd"/>
@@ -7398,6 +7117,118 @@
     </w:lvl>
   </w:abstractNum>
   <w:abstractNum w:abstractNumId="3" w15:restartNumberingAfterBreak="0">
+    <w:nsid w:val="2F917919"/>
+    <w:multiLevelType w:val="hybridMultilevel"/>
+    <w:tmpl w:val="A2621DE4"/>
+    <w:lvl w:ilvl="0" w:tplc="A7EE08C4">
+      <w:numFmt w:val="bullet"/>
+      <w:lvlText w:val="•"/>
+      <w:lvlJc w:val="left"/>
+      <w:pPr>
+        <w:ind w:left="720" w:hanging="360"/>
+      </w:pPr>
+      <w:rPr>
+        <w:rFonts w:ascii="Calibri" w:eastAsiaTheme="minorHAnsi" w:hAnsi="Calibri" w:cs="Calibri" w:hint="default"/>
+      </w:rPr>
+    </w:lvl>
+    <w:lvl w:ilvl="1" w:tplc="04220003" w:tentative="1">
+      <w:start w:val="1"/>
+      <w:numFmt w:val="bullet"/>
+      <w:lvlText w:val="o"/>
+      <w:lvlJc w:val="left"/>
+      <w:pPr>
+        <w:ind w:left="1440" w:hanging="360"/>
+      </w:pPr>
+      <w:rPr>
+        <w:rFonts w:ascii="Courier New" w:hAnsi="Courier New" w:cs="Courier New" w:hint="default"/>
+      </w:rPr>
+    </w:lvl>
+    <w:lvl w:ilvl="2" w:tplc="04220005" w:tentative="1">
+      <w:start w:val="1"/>
+      <w:numFmt w:val="bullet"/>
+      <w:lvlText w:val=""/>
+      <w:lvlJc w:val="left"/>
+      <w:pPr>
+        <w:ind w:left="2160" w:hanging="360"/>
+      </w:pPr>
+      <w:rPr>
+        <w:rFonts w:ascii="Wingdings" w:hAnsi="Wingdings" w:hint="default"/>
+      </w:rPr>
+    </w:lvl>
+    <w:lvl w:ilvl="3" w:tplc="04220001" w:tentative="1">
+      <w:start w:val="1"/>
+      <w:numFmt w:val="bullet"/>
+      <w:lvlText w:val=""/>
+      <w:lvlJc w:val="left"/>
+      <w:pPr>
+        <w:ind w:left="2880" w:hanging="360"/>
+      </w:pPr>
+      <w:rPr>
+        <w:rFonts w:ascii="Symbol" w:hAnsi="Symbol" w:hint="default"/>
+      </w:rPr>
+    </w:lvl>
+    <w:lvl w:ilvl="4" w:tplc="04220003" w:tentative="1">
+      <w:start w:val="1"/>
+      <w:numFmt w:val="bullet"/>
+      <w:lvlText w:val="o"/>
+      <w:lvlJc w:val="left"/>
+      <w:pPr>
+        <w:ind w:left="3600" w:hanging="360"/>
+      </w:pPr>
+      <w:rPr>
+        <w:rFonts w:ascii="Courier New" w:hAnsi="Courier New" w:cs="Courier New" w:hint="default"/>
+      </w:rPr>
+    </w:lvl>
+    <w:lvl w:ilvl="5" w:tplc="04220005" w:tentative="1">
+      <w:start w:val="1"/>
+      <w:numFmt w:val="bullet"/>
+      <w:lvlText w:val=""/>
+      <w:lvlJc w:val="left"/>
+      <w:pPr>
+        <w:ind w:left="4320" w:hanging="360"/>
+      </w:pPr>
+      <w:rPr>
+        <w:rFonts w:ascii="Wingdings" w:hAnsi="Wingdings" w:hint="default"/>
+      </w:rPr>
+    </w:lvl>
+    <w:lvl w:ilvl="6" w:tplc="04220001" w:tentative="1">
+      <w:start w:val="1"/>
+      <w:numFmt w:val="bullet"/>
+      <w:lvlText w:val=""/>
+      <w:lvlJc w:val="left"/>
+      <w:pPr>
+        <w:ind w:left="5040" w:hanging="360"/>
+      </w:pPr>
+      <w:rPr>
+        <w:rFonts w:ascii="Symbol" w:hAnsi="Symbol" w:hint="default"/>
+      </w:rPr>
+    </w:lvl>
+    <w:lvl w:ilvl="7" w:tplc="04220003" w:tentative="1">
+      <w:start w:val="1"/>
+      <w:numFmt w:val="bullet"/>
+      <w:lvlText w:val="o"/>
+      <w:lvlJc w:val="left"/>
+      <w:pPr>
+        <w:ind w:left="5760" w:hanging="360"/>
+      </w:pPr>
+      <w:rPr>
+        <w:rFonts w:ascii="Courier New" w:hAnsi="Courier New" w:cs="Courier New" w:hint="default"/>
+      </w:rPr>
+    </w:lvl>
+    <w:lvl w:ilvl="8" w:tplc="04220005" w:tentative="1">
+      <w:start w:val="1"/>
+      <w:numFmt w:val="bullet"/>
+      <w:lvlText w:val=""/>
+      <w:lvlJc w:val="left"/>
+      <w:pPr>
+        <w:ind w:left="6480" w:hanging="360"/>
+      </w:pPr>
+      <w:rPr>
+        <w:rFonts w:ascii="Wingdings" w:hAnsi="Wingdings" w:hint="default"/>
+      </w:rPr>
+    </w:lvl>
+  </w:abstractNum>
+  <w:abstractNum w:abstractNumId="4" w15:restartNumberingAfterBreak="0">
     <w:nsid w:val="3B0310FD"/>
     <w:multiLevelType w:val="multilevel"/>
     <w:tmpl w:val="D38E7C74"/>
@@ -7546,7 +7377,7 @@
       </w:rPr>
     </w:lvl>
   </w:abstractNum>
-  <w:abstractNum w:abstractNumId="4" w15:restartNumberingAfterBreak="0">
+  <w:abstractNum w:abstractNumId="5" w15:restartNumberingAfterBreak="0">
     <w:nsid w:val="5117389F"/>
     <w:multiLevelType w:val="multilevel"/>
     <w:tmpl w:val="B3A2EA02"/>
@@ -7695,7 +7526,7 @@
       </w:rPr>
     </w:lvl>
   </w:abstractNum>
-  <w:abstractNum w:abstractNumId="5" w15:restartNumberingAfterBreak="0">
+  <w:abstractNum w:abstractNumId="6" w15:restartNumberingAfterBreak="0">
     <w:nsid w:val="55A96938"/>
     <w:multiLevelType w:val="multilevel"/>
     <w:tmpl w:val="CD2CCEB0"/>
@@ -7844,7 +7675,7 @@
       </w:rPr>
     </w:lvl>
   </w:abstractNum>
-  <w:abstractNum w:abstractNumId="6" w15:restartNumberingAfterBreak="0">
+  <w:abstractNum w:abstractNumId="7" w15:restartNumberingAfterBreak="0">
     <w:nsid w:val="59E579E9"/>
     <w:multiLevelType w:val="multilevel"/>
     <w:tmpl w:val="7C0C43C0"/>
@@ -7993,7 +7824,7 @@
       </w:rPr>
     </w:lvl>
   </w:abstractNum>
-  <w:abstractNum w:abstractNumId="7" w15:restartNumberingAfterBreak="0">
+  <w:abstractNum w:abstractNumId="8" w15:restartNumberingAfterBreak="0">
     <w:nsid w:val="6E1B5FCC"/>
     <w:multiLevelType w:val="multilevel"/>
     <w:tmpl w:val="C75E01D4"/>
@@ -8143,13 +7974,13 @@
     </w:lvl>
   </w:abstractNum>
   <w:num w:numId="1" w16cid:durableId="958293914">
+    <w:abstractNumId w:val="7"/>
+  </w:num>
+  <w:num w:numId="2" w16cid:durableId="1837333655">
     <w:abstractNumId w:val="6"/>
   </w:num>
-  <w:num w:numId="2" w16cid:durableId="1837333655">
-    <w:abstractNumId w:val="5"/>
-  </w:num>
   <w:num w:numId="3" w16cid:durableId="1116951537">
-    <w:abstractNumId w:val="7"/>
+    <w:abstractNumId w:val="8"/>
   </w:num>
   <w:num w:numId="4" w16cid:durableId="1114207189">
     <w:abstractNumId w:val="1"/>
@@ -8158,12 +7989,15 @@
     <w:abstractNumId w:val="0"/>
   </w:num>
   <w:num w:numId="6" w16cid:durableId="2063288621">
-    <w:abstractNumId w:val="4"/>
+    <w:abstractNumId w:val="5"/>
   </w:num>
   <w:num w:numId="7" w16cid:durableId="611547629">
     <w:abstractNumId w:val="2"/>
   </w:num>
   <w:num w:numId="8" w16cid:durableId="1818185971">
+    <w:abstractNumId w:val="4"/>
+  </w:num>
+  <w:num w:numId="9" w16cid:durableId="1664233199">
     <w:abstractNumId w:val="3"/>
   </w:num>
 </w:numbering>
@@ -9461,4 +9295,16 @@
     </a:ext>
   </a:extLst>
 </a:theme>
+</file>
+
+<file path=customXml/item1.xml><?xml version="1.0" encoding="utf-8"?>
+<b:Sources xmlns:b="http://schemas.openxmlformats.org/officeDocument/2006/bibliography" xmlns="http://schemas.openxmlformats.org/officeDocument/2006/bibliography" SelectedStyle="\APASixthEditionOfficeOnline.xsl" StyleName="APA" Version="6"/>
+</file>
+
+<file path=customXml/itemProps1.xml><?xml version="1.0" encoding="utf-8"?>
+<ds:datastoreItem xmlns:ds="http://schemas.openxmlformats.org/officeDocument/2006/customXml" ds:itemID="{FA1843DD-177F-4A37-920B-98EA7545F12F}">
+  <ds:schemaRefs>
+    <ds:schemaRef ds:uri="http://schemas.openxmlformats.org/officeDocument/2006/bibliography"/>
+  </ds:schemaRefs>
+</ds:datastoreItem>
 </file>